--- a/TaskList.docx
+++ b/TaskList.docx
@@ -8,12 +8,92 @@
           <w:lang w:val="en-US"/>
         </w:rPr>
       </w:pPr>
+      <w:proofErr w:type="spellStart"/>
       <w:r>
         <w:rPr>
           <w:lang w:val="en-US"/>
         </w:rPr>
-        <w:t>dsfdsfdsfdsf</w:t>
+        <w:t>Fdfdsfdsfdsfdsfdsfd</w:t>
       </w:r>
+      <w:proofErr w:type="spellEnd"/>
+    </w:p>
+    <w:p>
+      <w:pPr>
+        <w:rPr>
+          <w:lang w:val="en-US"/>
+        </w:rPr>
+      </w:pPr>
+      <w:r>
+        <w:rPr>
+          <w:lang w:val="en-US"/>
+        </w:rPr>
+        <w:t>D</w:t>
+      </w:r>
+    </w:p>
+    <w:p>
+      <w:pPr>
+        <w:rPr>
+          <w:lang w:val="en-US"/>
+        </w:rPr>
+      </w:pPr>
+      <w:proofErr w:type="spellStart"/>
+      <w:r>
+        <w:rPr>
+          <w:lang w:val="en-US"/>
+        </w:rPr>
+        <w:t>Fd</w:t>
+      </w:r>
+      <w:proofErr w:type="spellEnd"/>
+    </w:p>
+    <w:p>
+      <w:pPr>
+        <w:rPr>
+          <w:lang w:val="en-US"/>
+        </w:rPr>
+      </w:pPr>
+      <w:r>
+        <w:rPr>
+          <w:lang w:val="en-US"/>
+        </w:rPr>
+        <w:t>F</w:t>
+      </w:r>
+    </w:p>
+    <w:p>
+      <w:pPr>
+        <w:rPr>
+          <w:lang w:val="en-US"/>
+        </w:rPr>
+      </w:pPr>
+      <w:proofErr w:type="spellStart"/>
+      <w:r>
+        <w:rPr>
+          <w:lang w:val="en-US"/>
+        </w:rPr>
+        <w:t>Dsf</w:t>
+      </w:r>
+      <w:proofErr w:type="spellEnd"/>
+    </w:p>
+    <w:p>
+      <w:pPr>
+        <w:rPr>
+          <w:lang w:val="en-US"/>
+        </w:rPr>
+      </w:pPr>
+      <w:proofErr w:type="spellStart"/>
+      <w:r>
+        <w:rPr>
+          <w:lang w:val="en-US"/>
+        </w:rPr>
+        <w:t>Dsf</w:t>
+      </w:r>
+      <w:proofErr w:type="spellEnd"/>
+    </w:p>
+    <w:p>
+      <w:pPr>
+        <w:rPr>
+          <w:lang w:val="en-US"/>
+        </w:rPr>
+      </w:pPr>
       <w:bookmarkStart w:id="0" w:name="_GoBack"/>
       <w:bookmarkEnd w:id="0"/>
     </w:p>
